--- a/אביב תשפו  תרגיל בית 3 מחשוב ענן.docx
+++ b/אביב תשפו  תרגיל בית 3 מחשוב ענן.docx
@@ -246,6 +246,7 @@
       <w:proofErr w:type="spellEnd"/>
       <w:r>
         <w:rPr>
+          <w:rFonts w:hint="cs"/>
           <w:b/>
           <w:bCs/>
           <w:sz w:val="24"/>
@@ -253,7 +254,30 @@
           <w:rtl/>
           <w:lang w:val="en-US"/>
         </w:rPr>
-        <w:t xml:space="preserve"> 211612642</w:t>
+        <w:t>'</w:t>
+      </w:r>
+      <w:r>
+        <w:rPr>
+          <w:b/>
+          <w:bCs/>
+          <w:sz w:val="24"/>
+          <w:szCs w:val="24"/>
+          <w:rtl/>
+          <w:lang w:val="en-US"/>
+        </w:rPr>
+        <w:t xml:space="preserve"> 21161264</w:t>
+      </w:r>
+      <w:r>
+        <w:rPr>
+          <w:rFonts w:hint="cs"/>
+          <w:b/>
+          <w:bCs/>
+          <w:sz w:val="24"/>
+          <w:szCs w:val="24"/>
+          <w:rtl/>
+          <w:lang w:val="en-US"/>
+        </w:rPr>
+        <w:t>3</w:t>
       </w:r>
     </w:p>
     <w:p>
@@ -366,7 +390,7 @@
     </w:p>
     <w:tbl>
       <w:tblPr>
-        <w:tblStyle w:val="a5"/>
+        <w:tblStyle w:val="a"/>
         <w:bidiVisual/>
         <w:tblW w:w="8325" w:type="dxa"/>
         <w:tblInd w:w="-45" w:type="dxa"/>
@@ -439,13 +463,43 @@
                 <w:szCs w:val="24"/>
               </w:rPr>
             </w:pPr>
-            <w:r>
-              <w:rPr>
-                <w:rFonts w:ascii="Arial" w:eastAsia="Arial" w:hAnsi="Arial" w:cs="Arial"/>
+            <w:hyperlink r:id="rId8" w:history="1">
+              <w:r>
+                <w:rPr>
+                  <w:rStyle w:val="Hyperlink"/>
+                  <w:rFonts w:ascii="Arial" w:eastAsia="Arial" w:hAnsi="Arial" w:cs="Arial"/>
+                  <w:sz w:val="24"/>
+                  <w:szCs w:val="24"/>
+                </w:rPr>
+                <w:t>https://colab.research.google.com/drive/1wjukk2Py3b2KFLnIryZp</w:t>
+              </w:r>
+              <w:r>
+                <w:rPr>
+                  <w:rStyle w:val="Hyperlink"/>
+                  <w:rFonts w:ascii="Arial" w:eastAsia="Arial" w:hAnsi="Arial" w:cs="Arial"/>
+                  <w:sz w:val="24"/>
+                  <w:szCs w:val="24"/>
+                </w:rPr>
+                <w:t>T</w:t>
+              </w:r>
+              <w:r>
+                <w:rPr>
+                  <w:rStyle w:val="Hyperlink"/>
+                  <w:rFonts w:ascii="Arial" w:eastAsia="Arial" w:hAnsi="Arial" w:cs="Arial"/>
+                  <w:sz w:val="24"/>
+                  <w:szCs w:val="24"/>
+                </w:rPr>
+                <w:t>V46mEOyRA3v?usp=sharing</w:t>
+              </w:r>
+            </w:hyperlink>
+            <w:r>
+              <w:rPr>
+                <w:rFonts w:ascii="Arial" w:eastAsia="Arial" w:hAnsi="Arial" w:cs="Arial" w:hint="cs"/>
                 <w:sz w:val="24"/>
                 <w:szCs w:val="24"/>
-              </w:rPr>
-              <w:t>https://colab.research.google.com/drive/1bnQoqUYR1ZuLbkU285hWlzjbYuEZbHny#scrollTo=4dHnyjiwvrtI</w:t>
+                <w:rtl/>
+              </w:rPr>
+              <w:t xml:space="preserve"> </w:t>
             </w:r>
           </w:p>
         </w:tc>
@@ -663,7 +717,7 @@
     </w:p>
     <w:tbl>
       <w:tblPr>
-        <w:tblStyle w:val="a6"/>
+        <w:tblStyle w:val="a0"/>
         <w:bidiVisual/>
         <w:tblW w:w="8265" w:type="dxa"/>
         <w:tblInd w:w="0" w:type="dxa"/>
@@ -1009,7 +1063,11 @@
               <w:t xml:space="preserve"> </w:t>
             </w:r>
             <w:r>
-              <w:t>– QA</w:t>
+              <w:t>–</w:t>
+            </w:r>
+            <w:r>
+              <w:lastRenderedPageBreak/>
+              <w:t>Backend Developer</w:t>
             </w:r>
           </w:p>
         </w:tc>
@@ -1034,6 +1092,7 @@
               <w:rPr>
                 <w:rtl/>
               </w:rPr>
+              <w:lastRenderedPageBreak/>
               <w:t>שילוב</w:t>
             </w:r>
             <w:r>
@@ -1311,6 +1370,8 @@
             <w:pPr>
               <w:spacing w:after="0" w:line="240" w:lineRule="auto"/>
               <w:rPr>
+                <w:rFonts w:hint="cs"/>
+                <w:rtl/>
                 <w:lang w:val="en-US"/>
               </w:rPr>
             </w:pPr>
@@ -1323,7 +1384,13 @@
               <w:t>אורי קלמנוביץ</w:t>
             </w:r>
             <w:r>
-              <w:t xml:space="preserve"> – Backend Developer</w:t>
+              <w:t xml:space="preserve"> – </w:t>
+            </w:r>
+            <w:r>
+              <w:rPr>
+                <w:lang w:val="en-US"/>
+              </w:rPr>
+              <w:t>QA</w:t>
             </w:r>
           </w:p>
           <w:p>
@@ -1576,7 +1643,7 @@
     </w:p>
     <w:p>
       <w:pPr>
-        <w:pStyle w:val="a7"/>
+        <w:pStyle w:val="ListParagraph"/>
         <w:numPr>
           <w:ilvl w:val="0"/>
           <w:numId w:val="4"/>
@@ -1834,7 +1901,7 @@
     </w:p>
     <w:p>
       <w:pPr>
-        <w:pStyle w:val="a7"/>
+        <w:pStyle w:val="ListParagraph"/>
         <w:numPr>
           <w:ilvl w:val="0"/>
           <w:numId w:val="4"/>
@@ -1872,7 +1939,7 @@
     </w:p>
     <w:p>
       <w:pPr>
-        <w:pStyle w:val="a7"/>
+        <w:pStyle w:val="ListParagraph"/>
         <w:spacing w:line="240" w:lineRule="auto"/>
         <w:ind w:left="386"/>
         <w:jc w:val="both"/>
@@ -2083,7 +2150,7 @@
     </w:p>
     <w:p>
       <w:pPr>
-        <w:pStyle w:val="a7"/>
+        <w:pStyle w:val="ListParagraph"/>
         <w:numPr>
           <w:ilvl w:val="0"/>
           <w:numId w:val="4"/>
@@ -2142,7 +2209,7 @@
     </w:p>
     <w:p>
       <w:pPr>
-        <w:pStyle w:val="a7"/>
+        <w:pStyle w:val="ListParagraph"/>
         <w:spacing w:after="0"/>
         <w:ind w:left="386"/>
         <w:rPr>
@@ -2155,7 +2222,7 @@
     </w:p>
     <w:p>
       <w:pPr>
-        <w:pStyle w:val="a7"/>
+        <w:pStyle w:val="ListParagraph"/>
         <w:spacing w:after="0"/>
         <w:ind w:left="386"/>
         <w:rPr>
@@ -2211,7 +2278,7 @@
     </w:p>
     <w:p>
       <w:pPr>
-        <w:pStyle w:val="a7"/>
+        <w:pStyle w:val="ListParagraph"/>
         <w:spacing w:after="0"/>
         <w:ind w:left="386"/>
         <w:rPr>
@@ -2224,7 +2291,7 @@
     </w:p>
     <w:p>
       <w:pPr>
-        <w:pStyle w:val="a7"/>
+        <w:pStyle w:val="ListParagraph"/>
         <w:spacing w:after="0"/>
         <w:ind w:left="386"/>
         <w:rPr>
@@ -2275,7 +2342,7 @@
                     <pic:cNvPicPr/>
                   </pic:nvPicPr>
                   <pic:blipFill>
-                    <a:blip r:embed="rId8"/>
+                    <a:blip r:embed="rId9"/>
                     <a:stretch>
                       <a:fillRect/>
                     </a:stretch>
@@ -2298,7 +2365,7 @@
     </w:p>
     <w:p>
       <w:pPr>
-        <w:pStyle w:val="a7"/>
+        <w:pStyle w:val="ListParagraph"/>
         <w:numPr>
           <w:ilvl w:val="0"/>
           <w:numId w:val="4"/>
@@ -2537,7 +2604,7 @@
     </w:p>
     <w:p>
       <w:pPr>
-        <w:pStyle w:val="a7"/>
+        <w:pStyle w:val="ListParagraph"/>
         <w:numPr>
           <w:ilvl w:val="0"/>
           <w:numId w:val="4"/>
@@ -2836,7 +2903,7 @@
     </w:p>
     <w:p>
       <w:pPr>
-        <w:pStyle w:val="a7"/>
+        <w:pStyle w:val="ListParagraph"/>
         <w:numPr>
           <w:ilvl w:val="0"/>
           <w:numId w:val="4"/>
@@ -2936,7 +3003,7 @@
     </w:p>
     <w:p>
       <w:pPr>
-        <w:pStyle w:val="a7"/>
+        <w:pStyle w:val="ListParagraph"/>
         <w:numPr>
           <w:ilvl w:val="0"/>
           <w:numId w:val="6"/>
@@ -2961,7 +3028,7 @@
     </w:p>
     <w:p>
       <w:pPr>
-        <w:pStyle w:val="a7"/>
+        <w:pStyle w:val="ListParagraph"/>
         <w:numPr>
           <w:ilvl w:val="0"/>
           <w:numId w:val="6"/>
@@ -2986,7 +3053,7 @@
     </w:p>
     <w:p>
       <w:pPr>
-        <w:pStyle w:val="a7"/>
+        <w:pStyle w:val="ListParagraph"/>
         <w:numPr>
           <w:ilvl w:val="0"/>
           <w:numId w:val="6"/>
@@ -3028,7 +3095,7 @@
     </w:p>
     <w:p>
       <w:pPr>
-        <w:pStyle w:val="a7"/>
+        <w:pStyle w:val="ListParagraph"/>
         <w:numPr>
           <w:ilvl w:val="0"/>
           <w:numId w:val="6"/>
@@ -3070,7 +3137,7 @@
     </w:p>
     <w:p>
       <w:pPr>
-        <w:pStyle w:val="a7"/>
+        <w:pStyle w:val="ListParagraph"/>
         <w:numPr>
           <w:ilvl w:val="0"/>
           <w:numId w:val="6"/>
@@ -3112,7 +3179,7 @@
     </w:p>
     <w:p>
       <w:pPr>
-        <w:pStyle w:val="a7"/>
+        <w:pStyle w:val="ListParagraph"/>
         <w:numPr>
           <w:ilvl w:val="0"/>
           <w:numId w:val="6"/>
@@ -3336,7 +3403,7 @@
     </w:p>
     <w:p>
       <w:pPr>
-        <w:pStyle w:val="a7"/>
+        <w:pStyle w:val="ListParagraph"/>
         <w:numPr>
           <w:ilvl w:val="0"/>
           <w:numId w:val="7"/>
@@ -3573,7 +3640,7 @@
     </w:p>
     <w:tbl>
       <w:tblPr>
-        <w:tblStyle w:val="a9"/>
+        <w:tblStyle w:val="TableGrid"/>
         <w:bidiVisual/>
         <w:tblW w:w="9094" w:type="dxa"/>
         <w:tblInd w:w="360" w:type="dxa"/>
@@ -4151,7 +4218,7 @@
     </w:p>
     <w:tbl>
       <w:tblPr>
-        <w:tblStyle w:val="a9"/>
+        <w:tblStyle w:val="TableGrid"/>
         <w:bidiVisual/>
         <w:tblW w:w="9079" w:type="dxa"/>
         <w:tblInd w:w="360" w:type="dxa"/>
@@ -5910,7 +5977,7 @@
     </w:p>
     <w:p>
       <w:pPr>
-        <w:pStyle w:val="a7"/>
+        <w:pStyle w:val="ListParagraph"/>
         <w:numPr>
           <w:ilvl w:val="0"/>
           <w:numId w:val="7"/>
@@ -5973,7 +6040,7 @@
     </w:p>
     <w:p>
       <w:pPr>
-        <w:pStyle w:val="a7"/>
+        <w:pStyle w:val="ListParagraph"/>
         <w:spacing w:after="0" w:line="240" w:lineRule="auto"/>
         <w:ind w:right="-334"/>
         <w:rPr>
@@ -6009,7 +6076,7 @@
     </w:p>
     <w:p>
       <w:pPr>
-        <w:pStyle w:val="a7"/>
+        <w:pStyle w:val="ListParagraph"/>
         <w:spacing w:after="0" w:line="240" w:lineRule="auto"/>
         <w:ind w:right="-334"/>
         <w:rPr>
@@ -6031,7 +6098,7 @@
     </w:p>
     <w:p>
       <w:pPr>
-        <w:pStyle w:val="a7"/>
+        <w:pStyle w:val="ListParagraph"/>
         <w:spacing w:after="0" w:line="240" w:lineRule="auto"/>
         <w:ind w:right="-334"/>
         <w:rPr>
@@ -6053,7 +6120,7 @@
     </w:p>
     <w:p>
       <w:pPr>
-        <w:pStyle w:val="a7"/>
+        <w:pStyle w:val="ListParagraph"/>
         <w:numPr>
           <w:ilvl w:val="1"/>
           <w:numId w:val="2"/>
@@ -6096,7 +6163,7 @@
     </w:p>
     <w:p>
       <w:pPr>
-        <w:pStyle w:val="a7"/>
+        <w:pStyle w:val="ListParagraph"/>
         <w:numPr>
           <w:ilvl w:val="1"/>
           <w:numId w:val="2"/>
@@ -6122,7 +6189,7 @@
     </w:p>
     <w:p>
       <w:pPr>
-        <w:pStyle w:val="a7"/>
+        <w:pStyle w:val="ListParagraph"/>
         <w:spacing w:after="0" w:line="240" w:lineRule="auto"/>
         <w:ind w:right="-334"/>
         <w:rPr>
@@ -6163,7 +6230,7 @@
     </w:p>
     <w:p>
       <w:pPr>
-        <w:pStyle w:val="a7"/>
+        <w:pStyle w:val="ListParagraph"/>
         <w:spacing w:after="0" w:line="240" w:lineRule="auto"/>
         <w:ind w:right="-334"/>
         <w:rPr>
@@ -6195,7 +6262,7 @@
     </w:p>
     <w:p>
       <w:pPr>
-        <w:pStyle w:val="a7"/>
+        <w:pStyle w:val="ListParagraph"/>
         <w:spacing w:after="0" w:line="240" w:lineRule="auto"/>
         <w:ind w:right="-334"/>
         <w:rPr>
@@ -6227,7 +6294,7 @@
     </w:p>
     <w:p>
       <w:pPr>
-        <w:pStyle w:val="a7"/>
+        <w:pStyle w:val="ListParagraph"/>
         <w:spacing w:after="0" w:line="240" w:lineRule="auto"/>
         <w:ind w:right="-334"/>
         <w:rPr>
@@ -6259,7 +6326,7 @@
     </w:p>
     <w:p>
       <w:pPr>
-        <w:pStyle w:val="a7"/>
+        <w:pStyle w:val="ListParagraph"/>
         <w:spacing w:after="0" w:line="240" w:lineRule="auto"/>
         <w:ind w:right="-334"/>
         <w:rPr>
@@ -6291,7 +6358,7 @@
     </w:p>
     <w:p>
       <w:pPr>
-        <w:pStyle w:val="a7"/>
+        <w:pStyle w:val="ListParagraph"/>
         <w:spacing w:after="0" w:line="240" w:lineRule="auto"/>
         <w:ind w:right="-334"/>
         <w:rPr>
@@ -6304,7 +6371,7 @@
     </w:p>
     <w:p>
       <w:pPr>
-        <w:pStyle w:val="a7"/>
+        <w:pStyle w:val="ListParagraph"/>
         <w:spacing w:after="0" w:line="240" w:lineRule="auto"/>
         <w:ind w:right="-334"/>
         <w:rPr>
@@ -6326,7 +6393,7 @@
     </w:p>
     <w:p>
       <w:pPr>
-        <w:pStyle w:val="a7"/>
+        <w:pStyle w:val="ListParagraph"/>
         <w:spacing w:after="0" w:line="240" w:lineRule="auto"/>
         <w:ind w:right="-334"/>
         <w:rPr>
@@ -6339,7 +6406,7 @@
     </w:p>
     <w:p>
       <w:pPr>
-        <w:pStyle w:val="a7"/>
+        <w:pStyle w:val="ListParagraph"/>
         <w:spacing w:after="0" w:line="240" w:lineRule="auto"/>
         <w:ind w:right="-334"/>
         <w:rPr>
@@ -6375,7 +6442,7 @@
     </w:p>
     <w:p>
       <w:pPr>
-        <w:pStyle w:val="a7"/>
+        <w:pStyle w:val="ListParagraph"/>
         <w:spacing w:after="0" w:line="240" w:lineRule="auto"/>
         <w:ind w:right="-334"/>
         <w:rPr>
@@ -6397,7 +6464,7 @@
     </w:p>
     <w:p>
       <w:pPr>
-        <w:pStyle w:val="a7"/>
+        <w:pStyle w:val="ListParagraph"/>
         <w:spacing w:after="0" w:line="240" w:lineRule="auto"/>
         <w:ind w:right="-334"/>
         <w:rPr>
@@ -6419,7 +6486,7 @@
     </w:p>
     <w:p>
       <w:pPr>
-        <w:pStyle w:val="a7"/>
+        <w:pStyle w:val="ListParagraph"/>
         <w:spacing w:after="0" w:line="240" w:lineRule="auto"/>
         <w:ind w:right="-334"/>
         <w:rPr>
@@ -6441,7 +6508,7 @@
     </w:p>
     <w:p>
       <w:pPr>
-        <w:pStyle w:val="a7"/>
+        <w:pStyle w:val="ListParagraph"/>
         <w:spacing w:after="0" w:line="240" w:lineRule="auto"/>
         <w:ind w:right="-334"/>
         <w:rPr>
@@ -6463,7 +6530,7 @@
     </w:p>
     <w:p>
       <w:pPr>
-        <w:pStyle w:val="a7"/>
+        <w:pStyle w:val="ListParagraph"/>
         <w:spacing w:after="0" w:line="240" w:lineRule="auto"/>
         <w:ind w:right="-334"/>
         <w:rPr>
@@ -6485,7 +6552,7 @@
     </w:p>
     <w:p>
       <w:pPr>
-        <w:pStyle w:val="a7"/>
+        <w:pStyle w:val="ListParagraph"/>
         <w:spacing w:after="0" w:line="240" w:lineRule="auto"/>
         <w:ind w:right="-334"/>
         <w:rPr>
@@ -6498,7 +6565,7 @@
     </w:p>
     <w:p>
       <w:pPr>
-        <w:pStyle w:val="a7"/>
+        <w:pStyle w:val="ListParagraph"/>
         <w:spacing w:after="0" w:line="240" w:lineRule="auto"/>
         <w:ind w:right="-334"/>
         <w:rPr>
@@ -6571,7 +6638,7 @@
     </w:p>
     <w:p>
       <w:pPr>
-        <w:pStyle w:val="a7"/>
+        <w:pStyle w:val="ListParagraph"/>
         <w:spacing w:after="0" w:line="240" w:lineRule="auto"/>
         <w:ind w:right="-334"/>
         <w:rPr>
@@ -6584,7 +6651,7 @@
     </w:p>
     <w:p>
       <w:pPr>
-        <w:pStyle w:val="a7"/>
+        <w:pStyle w:val="ListParagraph"/>
         <w:spacing w:after="0" w:line="240" w:lineRule="auto"/>
         <w:ind w:right="-334"/>
         <w:rPr>
@@ -6620,7 +6687,7 @@
     </w:p>
     <w:p>
       <w:pPr>
-        <w:pStyle w:val="a7"/>
+        <w:pStyle w:val="ListParagraph"/>
         <w:spacing w:after="0" w:line="240" w:lineRule="auto"/>
         <w:ind w:right="-334"/>
         <w:rPr>
@@ -6659,7 +6726,7 @@
     </w:p>
     <w:p>
       <w:pPr>
-        <w:pStyle w:val="a7"/>
+        <w:pStyle w:val="ListParagraph"/>
         <w:spacing w:after="0" w:line="240" w:lineRule="auto"/>
         <w:ind w:right="-334"/>
         <w:rPr>
@@ -6772,7 +6839,7 @@
     </w:p>
     <w:p>
       <w:pPr>
-        <w:pStyle w:val="a7"/>
+        <w:pStyle w:val="ListParagraph"/>
         <w:spacing w:after="0" w:line="240" w:lineRule="auto"/>
         <w:ind w:right="-334"/>
         <w:rPr>
@@ -6821,7 +6888,7 @@
     </w:p>
     <w:p>
       <w:pPr>
-        <w:pStyle w:val="a7"/>
+        <w:pStyle w:val="ListParagraph"/>
         <w:spacing w:after="0" w:line="240" w:lineRule="auto"/>
         <w:ind w:right="-334"/>
         <w:rPr>
@@ -6853,7 +6920,7 @@
     </w:p>
     <w:p>
       <w:pPr>
-        <w:pStyle w:val="a7"/>
+        <w:pStyle w:val="ListParagraph"/>
         <w:spacing w:after="0" w:line="240" w:lineRule="auto"/>
         <w:ind w:right="-334"/>
         <w:rPr>
@@ -6885,7 +6952,7 @@
     </w:p>
     <w:p>
       <w:pPr>
-        <w:pStyle w:val="a7"/>
+        <w:pStyle w:val="ListParagraph"/>
         <w:spacing w:after="0" w:line="240" w:lineRule="auto"/>
         <w:ind w:right="-334"/>
         <w:rPr>
@@ -6917,7 +6984,7 @@
     </w:p>
     <w:p>
       <w:pPr>
-        <w:pStyle w:val="a7"/>
+        <w:pStyle w:val="ListParagraph"/>
         <w:spacing w:after="0" w:line="240" w:lineRule="auto"/>
         <w:ind w:right="-334"/>
         <w:rPr>
@@ -6957,7 +7024,7 @@
     </w:p>
     <w:p>
       <w:pPr>
-        <w:pStyle w:val="a7"/>
+        <w:pStyle w:val="ListParagraph"/>
         <w:spacing w:after="0" w:line="240" w:lineRule="auto"/>
         <w:ind w:right="-334"/>
         <w:rPr>
@@ -6979,7 +7046,7 @@
     </w:p>
     <w:p>
       <w:pPr>
-        <w:pStyle w:val="a7"/>
+        <w:pStyle w:val="ListParagraph"/>
         <w:spacing w:after="0" w:line="240" w:lineRule="auto"/>
         <w:ind w:right="-334"/>
         <w:rPr>
@@ -6992,7 +7059,7 @@
     </w:p>
     <w:p>
       <w:pPr>
-        <w:pStyle w:val="a7"/>
+        <w:pStyle w:val="ListParagraph"/>
         <w:spacing w:after="0" w:line="240" w:lineRule="auto"/>
         <w:ind w:right="-334"/>
         <w:rPr>
@@ -7028,7 +7095,7 @@
     </w:p>
     <w:p>
       <w:pPr>
-        <w:pStyle w:val="a7"/>
+        <w:pStyle w:val="ListParagraph"/>
         <w:spacing w:after="0" w:line="240" w:lineRule="auto"/>
         <w:ind w:right="-334"/>
         <w:rPr>
@@ -7061,7 +7128,7 @@
     </w:p>
     <w:p>
       <w:pPr>
-        <w:pStyle w:val="a7"/>
+        <w:pStyle w:val="ListParagraph"/>
         <w:spacing w:after="0" w:line="240" w:lineRule="auto"/>
         <w:ind w:right="-334"/>
         <w:rPr>
@@ -7083,7 +7150,7 @@
     </w:p>
     <w:p>
       <w:pPr>
-        <w:pStyle w:val="a7"/>
+        <w:pStyle w:val="ListParagraph"/>
         <w:numPr>
           <w:ilvl w:val="2"/>
           <w:numId w:val="2"/>
@@ -7109,7 +7176,7 @@
     </w:p>
     <w:p>
       <w:pPr>
-        <w:pStyle w:val="a7"/>
+        <w:pStyle w:val="ListParagraph"/>
         <w:numPr>
           <w:ilvl w:val="2"/>
           <w:numId w:val="2"/>
@@ -7135,7 +7202,7 @@
     </w:p>
     <w:p>
       <w:pPr>
-        <w:pStyle w:val="a7"/>
+        <w:pStyle w:val="ListParagraph"/>
         <w:numPr>
           <w:ilvl w:val="0"/>
           <w:numId w:val="2"/>
@@ -7161,7 +7228,7 @@
     </w:p>
     <w:p>
       <w:pPr>
-        <w:pStyle w:val="a7"/>
+        <w:pStyle w:val="ListParagraph"/>
         <w:numPr>
           <w:ilvl w:val="0"/>
           <w:numId w:val="2"/>
@@ -7187,7 +7254,7 @@
     </w:p>
     <w:p>
       <w:pPr>
-        <w:pStyle w:val="a7"/>
+        <w:pStyle w:val="ListParagraph"/>
         <w:numPr>
           <w:ilvl w:val="0"/>
           <w:numId w:val="2"/>
@@ -7213,7 +7280,7 @@
     </w:p>
     <w:p>
       <w:pPr>
-        <w:pStyle w:val="a7"/>
+        <w:pStyle w:val="ListParagraph"/>
         <w:numPr>
           <w:ilvl w:val="0"/>
           <w:numId w:val="2"/>
@@ -7239,7 +7306,7 @@
     </w:p>
     <w:p>
       <w:pPr>
-        <w:pStyle w:val="a7"/>
+        <w:pStyle w:val="ListParagraph"/>
         <w:numPr>
           <w:ilvl w:val="0"/>
           <w:numId w:val="2"/>
@@ -7265,7 +7332,7 @@
     </w:p>
     <w:p>
       <w:pPr>
-        <w:pStyle w:val="a7"/>
+        <w:pStyle w:val="ListParagraph"/>
         <w:spacing w:after="0" w:line="240" w:lineRule="auto"/>
         <w:ind w:right="-334"/>
         <w:rPr>
@@ -7278,7 +7345,7 @@
     </w:p>
     <w:p>
       <w:pPr>
-        <w:pStyle w:val="a7"/>
+        <w:pStyle w:val="ListParagraph"/>
         <w:spacing w:after="0" w:line="240" w:lineRule="auto"/>
         <w:ind w:right="-334"/>
         <w:rPr>
@@ -7336,7 +7403,7 @@
     </w:p>
     <w:p>
       <w:pPr>
-        <w:pStyle w:val="a7"/>
+        <w:pStyle w:val="ListParagraph"/>
         <w:spacing w:after="0" w:line="240" w:lineRule="auto"/>
         <w:ind w:right="-334"/>
         <w:rPr>
@@ -7349,7 +7416,7 @@
     </w:p>
     <w:p>
       <w:pPr>
-        <w:pStyle w:val="a7"/>
+        <w:pStyle w:val="ListParagraph"/>
         <w:spacing w:after="0" w:line="240" w:lineRule="auto"/>
         <w:ind w:right="-334"/>
         <w:rPr>
@@ -7385,7 +7452,7 @@
     </w:p>
     <w:p>
       <w:pPr>
-        <w:pStyle w:val="a7"/>
+        <w:pStyle w:val="ListParagraph"/>
         <w:spacing w:after="0" w:line="240" w:lineRule="auto"/>
         <w:ind w:right="-334"/>
         <w:rPr>
@@ -7407,7 +7474,7 @@
     </w:p>
     <w:p>
       <w:pPr>
-        <w:pStyle w:val="a7"/>
+        <w:pStyle w:val="ListParagraph"/>
         <w:spacing w:after="0" w:line="240" w:lineRule="auto"/>
         <w:ind w:right="-334"/>
         <w:rPr>
@@ -7429,7 +7496,7 @@
     </w:p>
     <w:p>
       <w:pPr>
-        <w:pStyle w:val="a7"/>
+        <w:pStyle w:val="ListParagraph"/>
         <w:numPr>
           <w:ilvl w:val="1"/>
           <w:numId w:val="2"/>
@@ -7455,7 +7522,7 @@
     </w:p>
     <w:p>
       <w:pPr>
-        <w:pStyle w:val="a7"/>
+        <w:pStyle w:val="ListParagraph"/>
         <w:numPr>
           <w:ilvl w:val="1"/>
           <w:numId w:val="2"/>
@@ -7481,7 +7548,7 @@
     </w:p>
     <w:p>
       <w:pPr>
-        <w:pStyle w:val="a7"/>
+        <w:pStyle w:val="ListParagraph"/>
         <w:numPr>
           <w:ilvl w:val="1"/>
           <w:numId w:val="2"/>
@@ -7507,7 +7574,7 @@
     </w:p>
     <w:p>
       <w:pPr>
-        <w:pStyle w:val="a7"/>
+        <w:pStyle w:val="ListParagraph"/>
         <w:numPr>
           <w:ilvl w:val="1"/>
           <w:numId w:val="2"/>
@@ -7533,7 +7600,7 @@
     </w:p>
     <w:p>
       <w:pPr>
-        <w:pStyle w:val="a7"/>
+        <w:pStyle w:val="ListParagraph"/>
         <w:numPr>
           <w:ilvl w:val="1"/>
           <w:numId w:val="2"/>
@@ -7559,7 +7626,7 @@
     </w:p>
     <w:p>
       <w:pPr>
-        <w:pStyle w:val="a7"/>
+        <w:pStyle w:val="ListParagraph"/>
         <w:numPr>
           <w:ilvl w:val="1"/>
           <w:numId w:val="2"/>
@@ -7585,7 +7652,7 @@
     </w:p>
     <w:p>
       <w:pPr>
-        <w:pStyle w:val="a7"/>
+        <w:pStyle w:val="ListParagraph"/>
         <w:numPr>
           <w:ilvl w:val="1"/>
           <w:numId w:val="2"/>
@@ -7611,7 +7678,7 @@
     </w:p>
     <w:p>
       <w:pPr>
-        <w:pStyle w:val="a7"/>
+        <w:pStyle w:val="ListParagraph"/>
         <w:numPr>
           <w:ilvl w:val="0"/>
           <w:numId w:val="2"/>
@@ -7637,7 +7704,7 @@
     </w:p>
     <w:p>
       <w:pPr>
-        <w:pStyle w:val="a7"/>
+        <w:pStyle w:val="ListParagraph"/>
         <w:spacing w:after="0" w:line="240" w:lineRule="auto"/>
         <w:ind w:right="-334"/>
         <w:rPr>
@@ -7650,7 +7717,7 @@
     </w:p>
     <w:p>
       <w:pPr>
-        <w:pStyle w:val="a7"/>
+        <w:pStyle w:val="ListParagraph"/>
         <w:spacing w:after="0" w:line="240" w:lineRule="auto"/>
         <w:ind w:right="-334"/>
         <w:rPr>
@@ -7672,7 +7739,7 @@
     </w:p>
     <w:p>
       <w:pPr>
-        <w:pStyle w:val="a7"/>
+        <w:pStyle w:val="ListParagraph"/>
         <w:spacing w:after="0" w:line="240" w:lineRule="auto"/>
         <w:ind w:right="-334"/>
         <w:rPr>
@@ -7685,7 +7752,7 @@
     </w:p>
     <w:p>
       <w:pPr>
-        <w:pStyle w:val="a7"/>
+        <w:pStyle w:val="ListParagraph"/>
         <w:spacing w:after="0" w:line="240" w:lineRule="auto"/>
         <w:ind w:right="-334"/>
         <w:rPr>
@@ -7721,7 +7788,7 @@
     </w:p>
     <w:p>
       <w:pPr>
-        <w:pStyle w:val="a7"/>
+        <w:pStyle w:val="ListParagraph"/>
         <w:spacing w:after="0" w:line="240" w:lineRule="auto"/>
         <w:ind w:right="-334"/>
         <w:rPr>
@@ -7743,7 +7810,7 @@
     </w:p>
     <w:p>
       <w:pPr>
-        <w:pStyle w:val="a7"/>
+        <w:pStyle w:val="ListParagraph"/>
         <w:spacing w:after="0" w:line="240" w:lineRule="auto"/>
         <w:ind w:right="-334"/>
         <w:rPr>
@@ -7767,7 +7834,7 @@
     </w:p>
     <w:p>
       <w:pPr>
-        <w:pStyle w:val="a7"/>
+        <w:pStyle w:val="ListParagraph"/>
         <w:spacing w:after="0" w:line="240" w:lineRule="auto"/>
         <w:ind w:right="-334"/>
         <w:rPr>
@@ -7789,7 +7856,7 @@
     </w:p>
     <w:p>
       <w:pPr>
-        <w:pStyle w:val="a7"/>
+        <w:pStyle w:val="ListParagraph"/>
         <w:spacing w:after="0" w:line="240" w:lineRule="auto"/>
         <w:ind w:right="-334"/>
         <w:rPr>
@@ -7811,7 +7878,7 @@
     </w:p>
     <w:p>
       <w:pPr>
-        <w:pStyle w:val="a7"/>
+        <w:pStyle w:val="ListParagraph"/>
         <w:spacing w:after="0" w:line="240" w:lineRule="auto"/>
         <w:ind w:right="-334"/>
         <w:rPr>
@@ -7833,7 +7900,7 @@
     </w:p>
     <w:p>
       <w:pPr>
-        <w:pStyle w:val="a7"/>
+        <w:pStyle w:val="ListParagraph"/>
         <w:spacing w:after="0" w:line="240" w:lineRule="auto"/>
         <w:ind w:right="-334"/>
         <w:rPr>
@@ -7855,7 +7922,7 @@
     </w:p>
     <w:p>
       <w:pPr>
-        <w:pStyle w:val="a7"/>
+        <w:pStyle w:val="ListParagraph"/>
         <w:spacing w:after="0" w:line="240" w:lineRule="auto"/>
         <w:ind w:right="-334"/>
         <w:rPr>
@@ -7894,7 +7961,7 @@
     </w:p>
     <w:p>
       <w:pPr>
-        <w:pStyle w:val="a7"/>
+        <w:pStyle w:val="ListParagraph"/>
         <w:spacing w:after="0" w:line="240" w:lineRule="auto"/>
         <w:ind w:right="-334"/>
         <w:rPr>
@@ -7907,7 +7974,7 @@
     </w:p>
     <w:p>
       <w:pPr>
-        <w:pStyle w:val="a7"/>
+        <w:pStyle w:val="ListParagraph"/>
         <w:spacing w:after="0" w:line="240" w:lineRule="auto"/>
         <w:ind w:right="-334"/>
         <w:rPr>
@@ -7946,7 +8013,7 @@
     </w:p>
     <w:p>
       <w:pPr>
-        <w:pStyle w:val="a7"/>
+        <w:pStyle w:val="ListParagraph"/>
         <w:spacing w:after="0" w:line="240" w:lineRule="auto"/>
         <w:ind w:right="-334"/>
         <w:rPr>
@@ -7959,7 +8026,7 @@
     </w:p>
     <w:p>
       <w:pPr>
-        <w:pStyle w:val="a7"/>
+        <w:pStyle w:val="ListParagraph"/>
         <w:spacing w:after="0" w:line="240" w:lineRule="auto"/>
         <w:ind w:right="-334"/>
         <w:rPr>
@@ -7995,7 +8062,7 @@
     </w:p>
     <w:p>
       <w:pPr>
-        <w:pStyle w:val="a7"/>
+        <w:pStyle w:val="ListParagraph"/>
         <w:spacing w:after="0" w:line="240" w:lineRule="auto"/>
         <w:ind w:right="-334"/>
         <w:rPr>
@@ -8017,7 +8084,7 @@
     </w:p>
     <w:p>
       <w:pPr>
-        <w:pStyle w:val="a7"/>
+        <w:pStyle w:val="ListParagraph"/>
         <w:spacing w:after="0" w:line="240" w:lineRule="auto"/>
         <w:ind w:right="-334"/>
         <w:rPr>
@@ -8040,7 +8107,7 @@
     </w:p>
     <w:p>
       <w:pPr>
-        <w:pStyle w:val="a7"/>
+        <w:pStyle w:val="ListParagraph"/>
         <w:spacing w:after="0" w:line="240" w:lineRule="auto"/>
         <w:ind w:right="-334"/>
         <w:rPr>
@@ -8072,7 +8139,7 @@
     </w:p>
     <w:p>
       <w:pPr>
-        <w:pStyle w:val="a7"/>
+        <w:pStyle w:val="ListParagraph"/>
         <w:spacing w:after="0" w:line="240" w:lineRule="auto"/>
         <w:ind w:right="-334"/>
         <w:rPr>
@@ -8115,7 +8182,7 @@
     </w:p>
     <w:p>
       <w:pPr>
-        <w:pStyle w:val="a7"/>
+        <w:pStyle w:val="ListParagraph"/>
         <w:spacing w:after="0" w:line="240" w:lineRule="auto"/>
         <w:ind w:right="-334"/>
         <w:rPr>
@@ -8164,7 +8231,7 @@
     </w:p>
     <w:p>
       <w:pPr>
-        <w:pStyle w:val="a7"/>
+        <w:pStyle w:val="ListParagraph"/>
         <w:spacing w:after="0" w:line="240" w:lineRule="auto"/>
         <w:ind w:right="-334"/>
         <w:rPr>
@@ -8196,7 +8263,7 @@
     </w:p>
     <w:p>
       <w:pPr>
-        <w:pStyle w:val="a7"/>
+        <w:pStyle w:val="ListParagraph"/>
         <w:spacing w:after="0" w:line="240" w:lineRule="auto"/>
         <w:ind w:right="-334"/>
         <w:rPr>
@@ -8228,7 +8295,7 @@
     </w:p>
     <w:p>
       <w:pPr>
-        <w:pStyle w:val="a7"/>
+        <w:pStyle w:val="ListParagraph"/>
         <w:spacing w:after="0" w:line="240" w:lineRule="auto"/>
         <w:ind w:right="-334"/>
         <w:rPr>
@@ -8280,7 +8347,7 @@
     </w:p>
     <w:p>
       <w:pPr>
-        <w:pStyle w:val="a7"/>
+        <w:pStyle w:val="ListParagraph"/>
         <w:spacing w:after="0" w:line="240" w:lineRule="auto"/>
         <w:ind w:right="-334"/>
         <w:rPr>
@@ -8293,7 +8360,7 @@
     </w:p>
     <w:p>
       <w:pPr>
-        <w:pStyle w:val="a7"/>
+        <w:pStyle w:val="ListParagraph"/>
         <w:spacing w:after="0" w:line="240" w:lineRule="auto"/>
         <w:ind w:right="-334"/>
         <w:rPr>
@@ -8315,7 +8382,7 @@
     </w:p>
     <w:p>
       <w:pPr>
-        <w:pStyle w:val="a7"/>
+        <w:pStyle w:val="ListParagraph"/>
         <w:spacing w:after="0" w:line="240" w:lineRule="auto"/>
         <w:ind w:right="-334"/>
         <w:rPr>
@@ -8328,7 +8395,7 @@
     </w:p>
     <w:p>
       <w:pPr>
-        <w:pStyle w:val="a7"/>
+        <w:pStyle w:val="ListParagraph"/>
         <w:spacing w:after="0" w:line="240" w:lineRule="auto"/>
         <w:ind w:right="-334"/>
         <w:rPr>
@@ -8354,7 +8421,7 @@
     </w:p>
     <w:p>
       <w:pPr>
-        <w:pStyle w:val="a7"/>
+        <w:pStyle w:val="ListParagraph"/>
         <w:spacing w:after="0" w:line="240" w:lineRule="auto"/>
         <w:ind w:right="-334"/>
         <w:rPr>
@@ -8415,7 +8482,7 @@
     </w:p>
     <w:p>
       <w:pPr>
-        <w:pStyle w:val="a7"/>
+        <w:pStyle w:val="ListParagraph"/>
         <w:spacing w:after="0" w:line="240" w:lineRule="auto"/>
         <w:ind w:right="-334"/>
         <w:rPr>
@@ -8437,7 +8504,7 @@
     </w:p>
     <w:p>
       <w:pPr>
-        <w:pStyle w:val="a7"/>
+        <w:pStyle w:val="ListParagraph"/>
         <w:spacing w:after="0" w:line="240" w:lineRule="auto"/>
         <w:ind w:right="-334"/>
         <w:rPr>
@@ -8459,7 +8526,7 @@
     </w:p>
     <w:p>
       <w:pPr>
-        <w:pStyle w:val="a7"/>
+        <w:pStyle w:val="ListParagraph"/>
         <w:spacing w:after="0" w:line="240" w:lineRule="auto"/>
         <w:ind w:right="-334"/>
         <w:rPr>
@@ -8481,7 +8548,7 @@
     </w:p>
     <w:p>
       <w:pPr>
-        <w:pStyle w:val="a7"/>
+        <w:pStyle w:val="ListParagraph"/>
         <w:spacing w:after="0" w:line="240" w:lineRule="auto"/>
         <w:ind w:right="-334"/>
         <w:rPr>
@@ -8505,7 +8572,7 @@
     </w:p>
     <w:p>
       <w:pPr>
-        <w:pStyle w:val="a7"/>
+        <w:pStyle w:val="ListParagraph"/>
         <w:spacing w:after="0" w:line="240" w:lineRule="auto"/>
         <w:ind w:right="-334"/>
         <w:rPr>
@@ -8527,7 +8594,7 @@
     </w:p>
     <w:p>
       <w:pPr>
-        <w:pStyle w:val="a7"/>
+        <w:pStyle w:val="ListParagraph"/>
         <w:spacing w:after="0" w:line="240" w:lineRule="auto"/>
         <w:ind w:right="-334"/>
         <w:rPr>
@@ -8551,7 +8618,7 @@
     </w:p>
     <w:p>
       <w:pPr>
-        <w:pStyle w:val="a7"/>
+        <w:pStyle w:val="ListParagraph"/>
         <w:spacing w:after="0" w:line="240" w:lineRule="auto"/>
         <w:ind w:right="-334"/>
         <w:rPr>
@@ -8573,7 +8640,7 @@
     </w:p>
     <w:p>
       <w:pPr>
-        <w:pStyle w:val="a7"/>
+        <w:pStyle w:val="ListParagraph"/>
         <w:spacing w:after="0" w:line="240" w:lineRule="auto"/>
         <w:ind w:right="-334"/>
         <w:rPr>
@@ -8586,7 +8653,7 @@
     </w:p>
     <w:p>
       <w:pPr>
-        <w:pStyle w:val="a7"/>
+        <w:pStyle w:val="ListParagraph"/>
         <w:spacing w:after="0" w:line="240" w:lineRule="auto"/>
         <w:ind w:right="-334"/>
         <w:rPr>
@@ -8608,7 +8675,7 @@
     </w:p>
     <w:p>
       <w:pPr>
-        <w:pStyle w:val="a7"/>
+        <w:pStyle w:val="ListParagraph"/>
         <w:spacing w:after="0" w:line="240" w:lineRule="auto"/>
         <w:ind w:right="-334"/>
         <w:rPr>
@@ -8621,7 +8688,7 @@
     </w:p>
     <w:p>
       <w:pPr>
-        <w:pStyle w:val="a7"/>
+        <w:pStyle w:val="ListParagraph"/>
         <w:spacing w:after="0" w:line="240" w:lineRule="auto"/>
         <w:ind w:right="-334"/>
         <w:rPr>
@@ -8647,7 +8714,7 @@
     </w:p>
     <w:tbl>
       <w:tblPr>
-        <w:tblStyle w:val="a9"/>
+        <w:tblStyle w:val="TableGrid"/>
         <w:bidiVisual/>
         <w:tblW w:w="0" w:type="auto"/>
         <w:tblInd w:w="720" w:type="dxa"/>
@@ -8664,7 +8731,7 @@
           </w:tcPr>
           <w:p>
             <w:pPr>
-              <w:pStyle w:val="a7"/>
+              <w:pStyle w:val="ListParagraph"/>
               <w:ind w:left="0" w:right="-334"/>
               <w:rPr>
                 <w:b/>
@@ -8691,7 +8758,7 @@
           </w:tcPr>
           <w:p>
             <w:pPr>
-              <w:pStyle w:val="a7"/>
+              <w:pStyle w:val="ListParagraph"/>
               <w:ind w:left="0" w:right="-334"/>
               <w:rPr>
                 <w:b/>
@@ -8720,7 +8787,7 @@
           </w:tcPr>
           <w:p>
             <w:pPr>
-              <w:pStyle w:val="a7"/>
+              <w:pStyle w:val="ListParagraph"/>
               <w:ind w:left="0" w:right="-334"/>
               <w:rPr>
                 <w:b/>
@@ -8745,7 +8812,7 @@
           </w:tcPr>
           <w:p>
             <w:pPr>
-              <w:pStyle w:val="a7"/>
+              <w:pStyle w:val="ListParagraph"/>
               <w:ind w:left="0" w:right="-334"/>
               <w:rPr>
                 <w:b/>
@@ -8772,7 +8839,7 @@
           </w:tcPr>
           <w:p>
             <w:pPr>
-              <w:pStyle w:val="a7"/>
+              <w:pStyle w:val="ListParagraph"/>
               <w:ind w:left="0" w:right="-334"/>
               <w:rPr>
                 <w:b/>
@@ -8797,7 +8864,7 @@
           </w:tcPr>
           <w:p>
             <w:pPr>
-              <w:pStyle w:val="a7"/>
+              <w:pStyle w:val="ListParagraph"/>
               <w:ind w:left="0" w:right="-334"/>
               <w:rPr>
                 <w:b/>
@@ -8842,7 +8909,7 @@
           </w:tcPr>
           <w:p>
             <w:pPr>
-              <w:pStyle w:val="a7"/>
+              <w:pStyle w:val="ListParagraph"/>
               <w:ind w:left="0" w:right="-334"/>
               <w:rPr>
                 <w:b/>
@@ -8876,7 +8943,7 @@
           </w:tcPr>
           <w:p>
             <w:pPr>
-              <w:pStyle w:val="a7"/>
+              <w:pStyle w:val="ListParagraph"/>
               <w:ind w:left="0" w:right="-334"/>
               <w:rPr>
                 <w:b/>
@@ -8919,7 +8986,7 @@
           </w:tcPr>
           <w:p>
             <w:pPr>
-              <w:pStyle w:val="a7"/>
+              <w:pStyle w:val="ListParagraph"/>
               <w:ind w:left="0" w:right="-334"/>
               <w:rPr>
                 <w:b/>
@@ -8953,7 +9020,7 @@
           </w:tcPr>
           <w:p>
             <w:pPr>
-              <w:pStyle w:val="a7"/>
+              <w:pStyle w:val="ListParagraph"/>
               <w:ind w:left="0" w:right="-334"/>
               <w:rPr>
                 <w:b/>
@@ -8983,7 +9050,7 @@
           </w:tcPr>
           <w:p>
             <w:pPr>
-              <w:pStyle w:val="a7"/>
+              <w:pStyle w:val="ListParagraph"/>
               <w:ind w:left="0" w:right="-334"/>
               <w:rPr>
                 <w:b/>
@@ -9011,7 +9078,7 @@
           </w:tcPr>
           <w:p>
             <w:pPr>
-              <w:pStyle w:val="a7"/>
+              <w:pStyle w:val="ListParagraph"/>
               <w:ind w:left="0" w:right="-334"/>
               <w:rPr>
                 <w:b/>
@@ -9038,7 +9105,7 @@
           </w:tcPr>
           <w:p>
             <w:pPr>
-              <w:pStyle w:val="a7"/>
+              <w:pStyle w:val="ListParagraph"/>
               <w:ind w:left="0" w:right="-334"/>
               <w:rPr>
                 <w:b/>
@@ -9063,7 +9130,7 @@
           </w:tcPr>
           <w:p>
             <w:pPr>
-              <w:pStyle w:val="a7"/>
+              <w:pStyle w:val="ListParagraph"/>
               <w:ind w:left="0" w:right="-334"/>
               <w:rPr>
                 <w:b/>
@@ -9090,7 +9157,7 @@
           </w:tcPr>
           <w:p>
             <w:pPr>
-              <w:pStyle w:val="a7"/>
+              <w:pStyle w:val="ListParagraph"/>
               <w:ind w:left="0" w:right="-334"/>
               <w:rPr>
                 <w:b/>
@@ -9115,7 +9182,7 @@
           </w:tcPr>
           <w:p>
             <w:pPr>
-              <w:pStyle w:val="a7"/>
+              <w:pStyle w:val="ListParagraph"/>
               <w:ind w:left="0" w:right="-334"/>
               <w:rPr>
                 <w:b/>
@@ -9151,7 +9218,7 @@
           </w:tcPr>
           <w:p>
             <w:pPr>
-              <w:pStyle w:val="a7"/>
+              <w:pStyle w:val="ListParagraph"/>
               <w:ind w:left="0" w:right="-334"/>
               <w:rPr>
                 <w:b/>
@@ -9184,7 +9251,7 @@
           </w:tcPr>
           <w:p>
             <w:pPr>
-              <w:pStyle w:val="a7"/>
+              <w:pStyle w:val="ListParagraph"/>
               <w:ind w:left="0" w:right="-334"/>
               <w:rPr>
                 <w:b/>
@@ -9211,7 +9278,7 @@
           </w:tcPr>
           <w:p>
             <w:pPr>
-              <w:pStyle w:val="a7"/>
+              <w:pStyle w:val="ListParagraph"/>
               <w:ind w:left="0" w:right="-334"/>
               <w:rPr>
                 <w:b/>
@@ -9245,7 +9312,7 @@
           </w:tcPr>
           <w:p>
             <w:pPr>
-              <w:pStyle w:val="a7"/>
+              <w:pStyle w:val="ListParagraph"/>
               <w:ind w:left="0" w:right="-334"/>
               <w:rPr>
                 <w:b/>
@@ -9277,7 +9344,7 @@
     </w:tbl>
     <w:p>
       <w:pPr>
-        <w:pStyle w:val="a7"/>
+        <w:pStyle w:val="ListParagraph"/>
         <w:spacing w:after="0" w:line="240" w:lineRule="auto"/>
         <w:ind w:right="-334"/>
         <w:rPr>
@@ -9303,7 +9370,7 @@
     </w:p>
     <w:p>
       <w:pPr>
-        <w:pStyle w:val="a7"/>
+        <w:pStyle w:val="ListParagraph"/>
         <w:numPr>
           <w:ilvl w:val="0"/>
           <w:numId w:val="7"/>
@@ -9346,7 +9413,7 @@
     </w:p>
     <w:p>
       <w:pPr>
-        <w:pStyle w:val="a7"/>
+        <w:pStyle w:val="ListParagraph"/>
         <w:spacing w:after="0" w:line="240" w:lineRule="auto"/>
         <w:ind w:left="1210" w:right="-334"/>
         <w:rPr>
@@ -9414,7 +9481,7 @@
     </w:p>
     <w:p>
       <w:pPr>
-        <w:pStyle w:val="a7"/>
+        <w:pStyle w:val="ListParagraph"/>
         <w:spacing w:after="0" w:line="240" w:lineRule="auto"/>
         <w:ind w:left="1210" w:right="-334"/>
         <w:rPr>
@@ -9427,7 +9494,7 @@
     </w:p>
     <w:p>
       <w:pPr>
-        <w:pStyle w:val="a7"/>
+        <w:pStyle w:val="ListParagraph"/>
         <w:spacing w:after="0" w:line="240" w:lineRule="auto"/>
         <w:ind w:right="-334"/>
         <w:rPr>
@@ -9504,7 +9571,7 @@
     </w:p>
     <w:p>
       <w:pPr>
-        <w:pStyle w:val="a7"/>
+        <w:pStyle w:val="ListParagraph"/>
         <w:spacing w:after="0" w:line="240" w:lineRule="auto"/>
         <w:ind w:left="1210" w:right="-334"/>
         <w:rPr>
@@ -9517,7 +9584,7 @@
     </w:p>
     <w:p>
       <w:pPr>
-        <w:pStyle w:val="a7"/>
+        <w:pStyle w:val="ListParagraph"/>
         <w:spacing w:after="0" w:line="240" w:lineRule="auto"/>
         <w:ind w:right="-334"/>
         <w:rPr>
@@ -9556,7 +9623,7 @@
     </w:p>
     <w:p>
       <w:pPr>
-        <w:pStyle w:val="a7"/>
+        <w:pStyle w:val="ListParagraph"/>
         <w:spacing w:after="0" w:line="240" w:lineRule="auto"/>
         <w:ind w:left="1210" w:right="-334"/>
         <w:rPr>
@@ -9569,7 +9636,7 @@
     </w:p>
     <w:p>
       <w:pPr>
-        <w:pStyle w:val="a7"/>
+        <w:pStyle w:val="ListParagraph"/>
         <w:spacing w:after="0" w:line="240" w:lineRule="auto"/>
         <w:ind w:right="-334"/>
         <w:rPr>
@@ -9608,7 +9675,7 @@
     </w:p>
     <w:p>
       <w:pPr>
-        <w:pStyle w:val="a7"/>
+        <w:pStyle w:val="ListParagraph"/>
         <w:spacing w:after="0" w:line="240" w:lineRule="auto"/>
         <w:ind w:right="-334"/>
         <w:rPr>
@@ -9630,7 +9697,7 @@
     </w:p>
     <w:p>
       <w:pPr>
-        <w:pStyle w:val="a7"/>
+        <w:pStyle w:val="ListParagraph"/>
         <w:spacing w:after="0" w:line="240" w:lineRule="auto"/>
         <w:ind w:right="-334"/>
         <w:rPr>
@@ -9652,7 +9719,7 @@
     </w:p>
     <w:p>
       <w:pPr>
-        <w:pStyle w:val="a7"/>
+        <w:pStyle w:val="ListParagraph"/>
         <w:spacing w:after="0" w:line="240" w:lineRule="auto"/>
         <w:ind w:right="-334"/>
         <w:rPr>
@@ -9674,7 +9741,7 @@
     </w:p>
     <w:p>
       <w:pPr>
-        <w:pStyle w:val="a7"/>
+        <w:pStyle w:val="ListParagraph"/>
         <w:spacing w:after="0" w:line="240" w:lineRule="auto"/>
         <w:ind w:right="-334"/>
         <w:rPr>
@@ -9696,7 +9763,7 @@
     </w:p>
     <w:p>
       <w:pPr>
-        <w:pStyle w:val="a7"/>
+        <w:pStyle w:val="ListParagraph"/>
         <w:spacing w:after="0" w:line="240" w:lineRule="auto"/>
         <w:ind w:right="-334"/>
         <w:rPr>
@@ -9718,7 +9785,7 @@
     </w:p>
     <w:p>
       <w:pPr>
-        <w:pStyle w:val="a7"/>
+        <w:pStyle w:val="ListParagraph"/>
         <w:spacing w:after="0" w:line="240" w:lineRule="auto"/>
         <w:ind w:right="-334"/>
         <w:rPr>
@@ -9740,7 +9807,7 @@
     </w:p>
     <w:p>
       <w:pPr>
-        <w:pStyle w:val="a7"/>
+        <w:pStyle w:val="ListParagraph"/>
         <w:spacing w:after="0" w:line="240" w:lineRule="auto"/>
         <w:ind w:right="-334"/>
         <w:rPr>
@@ -9782,7 +9849,7 @@
     </w:p>
     <w:p>
       <w:pPr>
-        <w:pStyle w:val="a7"/>
+        <w:pStyle w:val="ListParagraph"/>
         <w:spacing w:after="0" w:line="240" w:lineRule="auto"/>
         <w:ind w:right="-334"/>
         <w:rPr>
@@ -9804,7 +9871,7 @@
     </w:p>
     <w:p>
       <w:pPr>
-        <w:pStyle w:val="a7"/>
+        <w:pStyle w:val="ListParagraph"/>
         <w:spacing w:after="0" w:line="240" w:lineRule="auto"/>
         <w:ind w:left="1210" w:right="-334"/>
         <w:rPr>
@@ -9817,7 +9884,7 @@
     </w:p>
     <w:p>
       <w:pPr>
-        <w:pStyle w:val="a7"/>
+        <w:pStyle w:val="ListParagraph"/>
         <w:spacing w:after="0" w:line="240" w:lineRule="auto"/>
         <w:ind w:right="-334"/>
         <w:rPr>
@@ -9839,7 +9906,7 @@
     </w:p>
     <w:p>
       <w:pPr>
-        <w:pStyle w:val="a7"/>
+        <w:pStyle w:val="ListParagraph"/>
         <w:spacing w:after="0" w:line="240" w:lineRule="auto"/>
         <w:ind w:right="-334"/>
         <w:rPr>
@@ -9852,7 +9919,7 @@
     </w:p>
     <w:p>
       <w:pPr>
-        <w:pStyle w:val="a7"/>
+        <w:pStyle w:val="ListParagraph"/>
         <w:spacing w:after="0" w:line="240" w:lineRule="auto"/>
         <w:ind w:right="-334"/>
         <w:jc w:val="both"/>
@@ -9875,7 +9942,7 @@
     </w:p>
     <w:p>
       <w:pPr>
-        <w:pStyle w:val="a7"/>
+        <w:pStyle w:val="ListParagraph"/>
         <w:spacing w:after="0" w:line="240" w:lineRule="auto"/>
         <w:ind w:left="1210" w:right="-334"/>
         <w:jc w:val="both"/>
@@ -9888,7 +9955,7 @@
     </w:p>
     <w:p>
       <w:pPr>
-        <w:pStyle w:val="a7"/>
+        <w:pStyle w:val="ListParagraph"/>
         <w:numPr>
           <w:ilvl w:val="0"/>
           <w:numId w:val="7"/>
@@ -9960,7 +10027,7 @@
       </w:pPr>
     </w:p>
     <w:sectPr>
-      <w:headerReference w:type="default" r:id="rId9"/>
+      <w:headerReference w:type="default" r:id="rId10"/>
       <w:pgSz w:w="11906" w:h="16838"/>
       <w:pgMar w:top="1440" w:right="1800" w:bottom="1440" w:left="1800" w:header="708" w:footer="708" w:gutter="0"/>
       <w:pgNumType w:start="1"/>
@@ -11316,15 +11383,15 @@
     <w:lsdException w:name="Unresolved Mention" w:semiHidden="1" w:unhideWhenUsed="1"/>
     <w:lsdException w:name="Smart Link" w:semiHidden="1" w:unhideWhenUsed="1"/>
   </w:latentStyles>
-  <w:style w:type="paragraph" w:default="1" w:styleId="a">
+  <w:style w:type="paragraph" w:default="1" w:styleId="Normal">
     <w:name w:val="Normal"/>
     <w:qFormat/>
     <w:rsid w:val="00DC6B81"/>
   </w:style>
-  <w:style w:type="paragraph" w:styleId="1">
+  <w:style w:type="paragraph" w:styleId="Heading1">
     <w:name w:val="heading 1"/>
-    <w:basedOn w:val="a"/>
-    <w:next w:val="a"/>
+    <w:basedOn w:val="Normal"/>
+    <w:next w:val="Normal"/>
     <w:uiPriority w:val="9"/>
     <w:qFormat/>
     <w:pPr>
@@ -11340,10 +11407,10 @@
       <w:szCs w:val="48"/>
     </w:rPr>
   </w:style>
-  <w:style w:type="paragraph" w:styleId="2">
+  <w:style w:type="paragraph" w:styleId="Heading2">
     <w:name w:val="heading 2"/>
-    <w:basedOn w:val="a"/>
-    <w:next w:val="a"/>
+    <w:basedOn w:val="Normal"/>
+    <w:next w:val="Normal"/>
     <w:uiPriority w:val="9"/>
     <w:semiHidden/>
     <w:unhideWhenUsed/>
@@ -11361,10 +11428,10 @@
       <w:szCs w:val="36"/>
     </w:rPr>
   </w:style>
-  <w:style w:type="paragraph" w:styleId="3">
+  <w:style w:type="paragraph" w:styleId="Heading3">
     <w:name w:val="heading 3"/>
-    <w:basedOn w:val="a"/>
-    <w:next w:val="a"/>
+    <w:basedOn w:val="Normal"/>
+    <w:next w:val="Normal"/>
     <w:uiPriority w:val="9"/>
     <w:semiHidden/>
     <w:unhideWhenUsed/>
@@ -11382,10 +11449,10 @@
       <w:szCs w:val="28"/>
     </w:rPr>
   </w:style>
-  <w:style w:type="paragraph" w:styleId="4">
+  <w:style w:type="paragraph" w:styleId="Heading4">
     <w:name w:val="heading 4"/>
-    <w:basedOn w:val="a"/>
-    <w:next w:val="a"/>
+    <w:basedOn w:val="Normal"/>
+    <w:next w:val="Normal"/>
     <w:uiPriority w:val="9"/>
     <w:semiHidden/>
     <w:unhideWhenUsed/>
@@ -11403,10 +11470,10 @@
       <w:szCs w:val="24"/>
     </w:rPr>
   </w:style>
-  <w:style w:type="paragraph" w:styleId="5">
+  <w:style w:type="paragraph" w:styleId="Heading5">
     <w:name w:val="heading 5"/>
-    <w:basedOn w:val="a"/>
-    <w:next w:val="a"/>
+    <w:basedOn w:val="Normal"/>
+    <w:next w:val="Normal"/>
     <w:uiPriority w:val="9"/>
     <w:semiHidden/>
     <w:unhideWhenUsed/>
@@ -11422,10 +11489,10 @@
       <w:bCs/>
     </w:rPr>
   </w:style>
-  <w:style w:type="paragraph" w:styleId="6">
+  <w:style w:type="paragraph" w:styleId="Heading6">
     <w:name w:val="heading 6"/>
-    <w:basedOn w:val="a"/>
-    <w:next w:val="a"/>
+    <w:basedOn w:val="Normal"/>
+    <w:next w:val="Normal"/>
     <w:uiPriority w:val="9"/>
     <w:semiHidden/>
     <w:unhideWhenUsed/>
@@ -11443,13 +11510,12 @@
       <w:szCs w:val="20"/>
     </w:rPr>
   </w:style>
-  <w:style w:type="character" w:default="1" w:styleId="a0">
+  <w:style w:type="character" w:default="1" w:styleId="DefaultParagraphFont">
     <w:name w:val="Default Paragraph Font"/>
     <w:uiPriority w:val="1"/>
-    <w:semiHidden/>
     <w:unhideWhenUsed/>
   </w:style>
-  <w:style w:type="table" w:default="1" w:styleId="a1">
+  <w:style w:type="table" w:default="1" w:styleId="TableNormal">
     <w:name w:val="Normal Table"/>
     <w:uiPriority w:val="99"/>
     <w:semiHidden/>
@@ -11464,13 +11530,13 @@
       </w:tblCellMar>
     </w:tblPr>
   </w:style>
-  <w:style w:type="numbering" w:default="1" w:styleId="a2">
+  <w:style w:type="numbering" w:default="1" w:styleId="NoList">
     <w:name w:val="No List"/>
     <w:uiPriority w:val="99"/>
     <w:semiHidden/>
     <w:unhideWhenUsed/>
   </w:style>
-  <w:style w:type="table" w:customStyle="1" w:styleId="TableNormal">
+  <w:style w:type="table" w:customStyle="1" w:styleId="TableNormal0">
     <w:name w:val="TableNormal"/>
     <w:tblPr>
       <w:tblCellMar>
@@ -11481,10 +11547,10 @@
       </w:tblCellMar>
     </w:tblPr>
   </w:style>
-  <w:style w:type="paragraph" w:styleId="a3">
+  <w:style w:type="paragraph" w:styleId="Title">
     <w:name w:val="Title"/>
-    <w:basedOn w:val="a"/>
-    <w:next w:val="a"/>
+    <w:basedOn w:val="Normal"/>
+    <w:next w:val="Normal"/>
     <w:uiPriority w:val="10"/>
     <w:qFormat/>
     <w:pPr>
@@ -11499,10 +11565,10 @@
       <w:szCs w:val="72"/>
     </w:rPr>
   </w:style>
-  <w:style w:type="paragraph" w:styleId="a4">
+  <w:style w:type="paragraph" w:styleId="Subtitle">
     <w:name w:val="Subtitle"/>
-    <w:basedOn w:val="a"/>
-    <w:next w:val="a"/>
+    <w:basedOn w:val="Normal"/>
+    <w:next w:val="Normal"/>
     <w:uiPriority w:val="11"/>
     <w:qFormat/>
     <w:pPr>
@@ -11519,8 +11585,8 @@
       <w:szCs w:val="48"/>
     </w:rPr>
   </w:style>
-  <w:style w:type="table" w:customStyle="1" w:styleId="a5">
-    <w:basedOn w:val="TableNormal"/>
+  <w:style w:type="table" w:customStyle="1" w:styleId="a">
+    <w:basedOn w:val="TableNormal0"/>
     <w:tblPr>
       <w:tblStyleRowBandSize w:val="1"/>
       <w:tblStyleColBandSize w:val="1"/>
@@ -11532,8 +11598,8 @@
       </w:tblCellMar>
     </w:tblPr>
   </w:style>
-  <w:style w:type="table" w:customStyle="1" w:styleId="a6">
-    <w:basedOn w:val="TableNormal"/>
+  <w:style w:type="table" w:customStyle="1" w:styleId="a0">
+    <w:basedOn w:val="TableNormal0"/>
     <w:tblPr>
       <w:tblStyleRowBandSize w:val="1"/>
       <w:tblStyleColBandSize w:val="1"/>
@@ -11547,7 +11613,7 @@
   </w:style>
   <w:style w:type="paragraph" w:styleId="NormalWeb">
     <w:name w:val="Normal (Web)"/>
-    <w:basedOn w:val="a"/>
+    <w:basedOn w:val="Normal"/>
     <w:uiPriority w:val="99"/>
     <w:semiHidden/>
     <w:unhideWhenUsed/>
@@ -11562,9 +11628,9 @@
       <w:szCs w:val="24"/>
     </w:rPr>
   </w:style>
-  <w:style w:type="paragraph" w:styleId="a7">
+  <w:style w:type="paragraph" w:styleId="ListParagraph">
     <w:name w:val="List Paragraph"/>
-    <w:basedOn w:val="a"/>
+    <w:basedOn w:val="Normal"/>
     <w:uiPriority w:val="34"/>
     <w:qFormat/>
     <w:rsid w:val="00DB0934"/>
@@ -11573,9 +11639,9 @@
       <w:contextualSpacing/>
     </w:pPr>
   </w:style>
-  <w:style w:type="character" w:styleId="a8">
+  <w:style w:type="character" w:styleId="Strong">
     <w:name w:val="Strong"/>
-    <w:basedOn w:val="a0"/>
+    <w:basedOn w:val="DefaultParagraphFont"/>
     <w:uiPriority w:val="22"/>
     <w:qFormat/>
     <w:rsid w:val="0090474D"/>
@@ -11584,9 +11650,9 @@
       <w:bCs/>
     </w:rPr>
   </w:style>
-  <w:style w:type="table" w:styleId="a9">
+  <w:style w:type="table" w:styleId="TableGrid">
     <w:name w:val="Table Grid"/>
-    <w:basedOn w:val="a1"/>
+    <w:basedOn w:val="TableNormal"/>
     <w:uiPriority w:val="39"/>
     <w:rsid w:val="001375D0"/>
     <w:pPr>
@@ -11605,7 +11671,7 @@
   </w:style>
   <w:style w:type="character" w:styleId="HTMLCode">
     <w:name w:val="HTML Code"/>
-    <w:basedOn w:val="a0"/>
+    <w:basedOn w:val="DefaultParagraphFont"/>
     <w:uiPriority w:val="99"/>
     <w:semiHidden/>
     <w:unhideWhenUsed/>
@@ -11614,6 +11680,41 @@
       <w:rFonts w:ascii="Courier New" w:eastAsia="Times New Roman" w:hAnsi="Courier New" w:cs="Courier New"/>
       <w:sz w:val="20"/>
       <w:szCs w:val="20"/>
+    </w:rPr>
+  </w:style>
+  <w:style w:type="character" w:styleId="Hyperlink">
+    <w:name w:val="Hyperlink"/>
+    <w:basedOn w:val="DefaultParagraphFont"/>
+    <w:uiPriority w:val="99"/>
+    <w:unhideWhenUsed/>
+    <w:rsid w:val="00297D6D"/>
+    <w:rPr>
+      <w:color w:val="0000FF" w:themeColor="hyperlink"/>
+      <w:u w:val="single"/>
+    </w:rPr>
+  </w:style>
+  <w:style w:type="character" w:styleId="UnresolvedMention">
+    <w:name w:val="Unresolved Mention"/>
+    <w:basedOn w:val="DefaultParagraphFont"/>
+    <w:uiPriority w:val="99"/>
+    <w:semiHidden/>
+    <w:unhideWhenUsed/>
+    <w:rsid w:val="00297D6D"/>
+    <w:rPr>
+      <w:color w:val="605E5C"/>
+      <w:shd w:val="clear" w:color="auto" w:fill="E1DFDD"/>
+    </w:rPr>
+  </w:style>
+  <w:style w:type="character" w:styleId="FollowedHyperlink">
+    <w:name w:val="FollowedHyperlink"/>
+    <w:basedOn w:val="DefaultParagraphFont"/>
+    <w:uiPriority w:val="99"/>
+    <w:semiHidden/>
+    <w:unhideWhenUsed/>
+    <w:rsid w:val="00297D6D"/>
+    <w:rPr>
+      <w:color w:val="800080" w:themeColor="followedHyperlink"/>
+      <w:u w:val="single"/>
     </w:rPr>
   </w:style>
 </w:styles>
